--- a/docs/AtoM_Heratio_Library_System_Feature_Overview.docx
+++ b/docs/AtoM_Heratio_Library_System_Feature_Overview.docx
@@ -2376,121 +2376,98 @@
     </w:p>
     <w:p>
       <w:pPr>
-        <w:pStyle w:val="SourceCode"/>
-      </w:pPr>
-      <w:r>
-        <w:rPr>
-          <w:rStyle w:val="VerbatimChar"/>
-        </w:rPr>
-        <w:t xml:space="preserve">+-----------------------------------------------------------+</w:t>
-      </w:r>
-      <w:r>
-        <w:br/>
-      </w:r>
-      <w:r>
-        <w:rPr>
-          <w:rStyle w:val="VerbatimChar"/>
-        </w:rPr>
-        <w:t xml:space="preserve">|              ahgLibraryPlugin v2.0.0                      |</w:t>
-      </w:r>
-      <w:r>
-        <w:br/>
-      </w:r>
-      <w:r>
-        <w:rPr>
-          <w:rStyle w:val="VerbatimChar"/>
-        </w:rPr>
-        <w:t xml:space="preserve">|                                                           |</w:t>
-      </w:r>
-      <w:r>
-        <w:br/>
-      </w:r>
-      <w:r>
-        <w:rPr>
-          <w:rStyle w:val="VerbatimChar"/>
-        </w:rPr>
-        <w:t xml:space="preserve">|  Modules: library, circulation, patron, opac,            |</w:t>
-      </w:r>
-      <w:r>
-        <w:br/>
-      </w:r>
-      <w:r>
-        <w:rPr>
-          <w:rStyle w:val="VerbatimChar"/>
-        </w:rPr>
-        <w:t xml:space="preserve">|           acquisition, serial, ill, isbn, reports         |</w:t>
-      </w:r>
-      <w:r>
-        <w:br/>
-      </w:r>
-      <w:r>
-        <w:rPr>
-          <w:rStyle w:val="VerbatimChar"/>
-        </w:rPr>
-        <w:t xml:space="preserve">|                                                           |</w:t>
-      </w:r>
-      <w:r>
-        <w:br/>
-      </w:r>
-      <w:r>
-        <w:rPr>
-          <w:rStyle w:val="VerbatimChar"/>
-        </w:rPr>
-        <w:t xml:space="preserve">|  Services: 14 (Circulation, Patron, Hold, Fine,          |</w:t>
-      </w:r>
-      <w:r>
-        <w:br/>
-      </w:r>
-      <w:r>
-        <w:rPr>
-          <w:rStyle w:val="VerbatimChar"/>
-        </w:rPr>
-        <w:t xml:space="preserve">|           Acquisition, Serial, ILL, OPAC, MARC,          |</w:t>
-      </w:r>
-      <w:r>
-        <w:br/>
-      </w:r>
-      <w:r>
-        <w:rPr>
-          <w:rStyle w:val="VerbatimChar"/>
-        </w:rPr>
-        <w:t xml:space="preserve">|           Library, BookCover, ISBN, Subject, WorldCat)    |</w:t>
-      </w:r>
-      <w:r>
-        <w:br/>
-      </w:r>
-      <w:r>
-        <w:rPr>
-          <w:rStyle w:val="VerbatimChar"/>
-        </w:rPr>
-        <w:t xml:space="preserve">|                                                           |</w:t>
-      </w:r>
-      <w:r>
-        <w:br/>
-      </w:r>
-      <w:r>
-        <w:rPr>
-          <w:rStyle w:val="VerbatimChar"/>
-        </w:rPr>
-        <w:t xml:space="preserve">|  Database: 18 tables, 46 routes                          |</w:t>
-      </w:r>
-      <w:r>
-        <w:br/>
-      </w:r>
-      <w:r>
-        <w:rPr>
-          <w:rStyle w:val="VerbatimChar"/>
-        </w:rPr>
-        <w:t xml:space="preserve">|  Heritage Accounting: GRAP 103 / IPSAS 45               |</w:t>
-      </w:r>
-      <w:r>
-        <w:br/>
-      </w:r>
-      <w:r>
-        <w:rPr>
-          <w:rStyle w:val="VerbatimChar"/>
-        </w:rPr>
-        <w:t xml:space="preserve">+-----------------------------------------------------------+</w:t>
+        <w:numPr>
+          <w:ilvl w:val="0"/>
+          <w:numId w:val="1012"/>
+        </w:numPr>
+        <w:pStyle w:val="Compact"/>
+      </w:pPr>
+      <w:r>
+        <w:t xml:space="preserve">ahgLibraryPlugin v2.0.0</w:t>
+      </w:r>
+    </w:p>
+    <w:p>
+      <w:pPr>
+        <w:numPr>
+          <w:ilvl w:val="0"/>
+          <w:numId w:val="1012"/>
+        </w:numPr>
+        <w:pStyle w:val="Compact"/>
+      </w:pPr>
+      <w:r>
+        <w:t xml:space="preserve">Modules: library, circulation, patron, opac,</w:t>
+      </w:r>
+    </w:p>
+    <w:p>
+      <w:pPr>
+        <w:numPr>
+          <w:ilvl w:val="0"/>
+          <w:numId w:val="1012"/>
+        </w:numPr>
+        <w:pStyle w:val="Compact"/>
+      </w:pPr>
+      <w:r>
+        <w:t xml:space="preserve">acquisition, serial, ill, isbn, reports</w:t>
+      </w:r>
+    </w:p>
+    <w:p>
+      <w:pPr>
+        <w:numPr>
+          <w:ilvl w:val="0"/>
+          <w:numId w:val="1012"/>
+        </w:numPr>
+        <w:pStyle w:val="Compact"/>
+      </w:pPr>
+      <w:r>
+        <w:t xml:space="preserve">Services: 14 (Circulation, Patron, Hold, Fine,</w:t>
+      </w:r>
+    </w:p>
+    <w:p>
+      <w:pPr>
+        <w:numPr>
+          <w:ilvl w:val="0"/>
+          <w:numId w:val="1012"/>
+        </w:numPr>
+        <w:pStyle w:val="Compact"/>
+      </w:pPr>
+      <w:r>
+        <w:t xml:space="preserve">Acquisition, Serial, ILL, OPAC, MARC,</w:t>
+      </w:r>
+    </w:p>
+    <w:p>
+      <w:pPr>
+        <w:numPr>
+          <w:ilvl w:val="0"/>
+          <w:numId w:val="1012"/>
+        </w:numPr>
+        <w:pStyle w:val="Compact"/>
+      </w:pPr>
+      <w:r>
+        <w:t xml:space="preserve">Library, BookCover, ISBN, Subject, WorldCat)</w:t>
+      </w:r>
+    </w:p>
+    <w:p>
+      <w:pPr>
+        <w:numPr>
+          <w:ilvl w:val="0"/>
+          <w:numId w:val="1012"/>
+        </w:numPr>
+        <w:pStyle w:val="Compact"/>
+      </w:pPr>
+      <w:r>
+        <w:t xml:space="preserve">Database: 18 tables, 46 routes</w:t>
+      </w:r>
+    </w:p>
+    <w:p>
+      <w:pPr>
+        <w:numPr>
+          <w:ilvl w:val="0"/>
+          <w:numId w:val="1012"/>
+        </w:numPr>
+        <w:pStyle w:val="Compact"/>
+      </w:pPr>
+      <w:r>
+        <w:t xml:space="preserve">Heritage Accounting: GRAP 103 / IPSAS 45</w:t>
       </w:r>
     </w:p>
     <w:p>
@@ -3995,6 +3972,9 @@
     <w:abstractNumId w:val="991"/>
   </w:num>
   <w:num w:numId="1011">
+    <w:abstractNumId w:val="991"/>
+  </w:num>
+  <w:num w:numId="1012">
     <w:abstractNumId w:val="991"/>
   </w:num>
 </w:numbering>
